--- a/Project_Animagus/작업 일지/광신_작업일지/작업일지(250324-250330).docx
+++ b/Project_Animagus/작업 일지/광신_작업일지/작업일지(250324-250330).docx
@@ -65,6 +65,7 @@
             <w:pPr>
               <w:jc w:val="center"/>
               <w:rPr>
+                <w:rFonts w:hint="eastAsia"/>
                 <w:b/>
                 <w:sz w:val="18"/>
               </w:rPr>
@@ -75,7 +76,7 @@
                 <w:b/>
                 <w:sz w:val="18"/>
               </w:rPr>
-              <w:t>2018180042</w:t>
+              <w:t>2020182003</w:t>
             </w:r>
             <w:r>
               <w:rPr>
@@ -90,52 +91,7 @@
                 <w:b/>
                 <w:sz w:val="18"/>
               </w:rPr>
-              <w:t>지태준</w:t>
-            </w:r>
-          </w:p>
-          <w:p>
-            <w:pPr>
-              <w:jc w:val="center"/>
-              <w:rPr>
-                <w:b/>
-                <w:sz w:val="18"/>
-              </w:rPr>
-            </w:pPr>
-            <w:r>
-              <w:rPr>
-                <w:rFonts w:hint="eastAsia"/>
-                <w:b/>
-                <w:sz w:val="18"/>
-              </w:rPr>
-              <w:t>2020182003</w:t>
-            </w:r>
-            <w:r>
-              <w:rPr>
-                <w:b/>
-                <w:sz w:val="18"/>
-              </w:rPr>
-              <w:t xml:space="preserve"> </w:t>
-            </w:r>
-            <w:r>
-              <w:rPr>
-                <w:rFonts w:hint="eastAsia"/>
-                <w:b/>
-                <w:sz w:val="18"/>
-              </w:rPr>
               <w:t>고광신</w:t>
-            </w:r>
-          </w:p>
-          <w:p>
-            <w:pPr>
-              <w:jc w:val="center"/>
-            </w:pPr>
-            <w:r>
-              <w:rPr>
-                <w:rFonts w:hint="eastAsia"/>
-                <w:b/>
-                <w:sz w:val="18"/>
-              </w:rPr>
-              <w:t>2020182040 조환희</w:t>
             </w:r>
           </w:p>
         </w:tc>
@@ -229,6 +185,13 @@
                 <w:b/>
               </w:rPr>
             </w:pPr>
+            <w:r>
+              <w:rPr>
+                <w:rFonts w:hint="eastAsia"/>
+                <w:b/>
+              </w:rPr>
+              <w:t>14</w:t>
+            </w:r>
           </w:p>
         </w:tc>
         <w:tc>
@@ -263,7 +226,6 @@
             <w:pPr>
               <w:jc w:val="center"/>
               <w:rPr>
-                <w:rFonts w:hint="eastAsia"/>
                 <w:b/>
               </w:rPr>
             </w:pPr>
@@ -280,7 +242,7 @@
                 <w:b/>
                 <w:sz w:val="22"/>
               </w:rPr>
-              <w:t>4</w:t>
+              <w:t>5</w:t>
             </w:r>
             <w:r>
               <w:rPr>
@@ -295,7 +257,7 @@
                 <w:b/>
                 <w:sz w:val="22"/>
               </w:rPr>
-              <w:t>12</w:t>
+              <w:t>03</w:t>
             </w:r>
             <w:r>
               <w:rPr>
@@ -310,7 +272,7 @@
                 <w:b/>
                 <w:sz w:val="22"/>
               </w:rPr>
-              <w:t>23</w:t>
+              <w:t>24</w:t>
             </w:r>
             <w:r>
               <w:rPr>
@@ -325,22 +287,22 @@
                 <w:b/>
                 <w:sz w:val="22"/>
               </w:rPr>
-              <w:t>4</w:t>
-            </w:r>
-            <w:r>
-              <w:rPr>
-                <w:b/>
-                <w:sz w:val="22"/>
-              </w:rPr>
-              <w:t>.</w:t>
-            </w:r>
-            <w:r>
-              <w:rPr>
-                <w:rFonts w:hint="eastAsia"/>
-                <w:b/>
-                <w:sz w:val="22"/>
-              </w:rPr>
-              <w:t>12.29</w:t>
+              <w:t>5</w:t>
+            </w:r>
+            <w:r>
+              <w:rPr>
+                <w:b/>
+                <w:sz w:val="22"/>
+              </w:rPr>
+              <w:t>.0</w:t>
+            </w:r>
+            <w:r>
+              <w:rPr>
+                <w:rFonts w:hint="eastAsia"/>
+                <w:b/>
+                <w:sz w:val="22"/>
+              </w:rPr>
+              <w:t>3.30</w:t>
             </w:r>
           </w:p>
         </w:tc>
@@ -431,66 +393,12 @@
           </w:tcPr>
           <w:p>
             <w:pPr>
-              <w:pStyle w:val="a4"/>
-              <w:numPr>
-                <w:ilvl w:val="0"/>
-                <w:numId w:val="2"/>
-              </w:numPr>
-              <w:ind w:leftChars="0"/>
               <w:jc w:val="left"/>
               <w:rPr>
-                <w:b/>
-              </w:rPr>
-            </w:pPr>
-            <w:r>
-              <w:rPr>
-                <w:rFonts w:hint="eastAsia"/>
-                <w:b/>
-              </w:rPr>
-              <w:t>지태준</w:t>
-            </w:r>
-          </w:p>
-          <w:p>
-            <w:pPr>
-              <w:pStyle w:val="a4"/>
-              <w:numPr>
-                <w:ilvl w:val="0"/>
-                <w:numId w:val="2"/>
-              </w:numPr>
-              <w:ind w:leftChars="0"/>
-              <w:jc w:val="left"/>
-              <w:rPr>
-                <w:b/>
-              </w:rPr>
-            </w:pPr>
-            <w:r>
-              <w:rPr>
-                <w:rFonts w:hint="eastAsia"/>
-                <w:b/>
-              </w:rPr>
-              <w:t>고광신</w:t>
-            </w:r>
-          </w:p>
-          <w:p>
-            <w:pPr>
-              <w:pStyle w:val="a4"/>
-              <w:numPr>
-                <w:ilvl w:val="0"/>
-                <w:numId w:val="2"/>
-              </w:numPr>
-              <w:ind w:leftChars="0"/>
-              <w:jc w:val="left"/>
-              <w:rPr>
-                <w:b/>
-              </w:rPr>
-            </w:pPr>
-            <w:r>
-              <w:rPr>
-                <w:rFonts w:hint="eastAsia"/>
-                <w:b/>
-              </w:rPr>
-              <w:t>조환희</w:t>
-            </w:r>
+                <w:rFonts w:hint="eastAsia"/>
+                <w:b/>
+              </w:rPr>
+            </w:pPr>
           </w:p>
         </w:tc>
       </w:tr>
@@ -517,73 +425,6 @@
           <w:sz w:val="22"/>
         </w:rPr>
         <w:t>&lt;상세 수행내용&gt;</w:t>
-      </w:r>
-    </w:p>
-    <w:p>
-      <w:pPr>
-        <w:pStyle w:val="a4"/>
-        <w:numPr>
-          <w:ilvl w:val="1"/>
-          <w:numId w:val="1"/>
-        </w:numPr>
-        <w:ind w:leftChars="0"/>
-        <w:rPr>
-          <w:sz w:val="22"/>
-        </w:rPr>
-      </w:pPr>
-      <w:r>
-        <w:rPr>
-          <w:rFonts w:hint="eastAsia"/>
-          <w:b/>
-          <w:sz w:val="28"/>
-          <w:szCs w:val="28"/>
-        </w:rPr>
-        <w:t>지태준</w:t>
-      </w:r>
-    </w:p>
-    <w:p>
-      <w:pPr>
-        <w:pStyle w:val="a4"/>
-        <w:numPr>
-          <w:ilvl w:val="1"/>
-          <w:numId w:val="1"/>
-        </w:numPr>
-        <w:ind w:leftChars="0"/>
-        <w:rPr>
-          <w:sz w:val="22"/>
-        </w:rPr>
-      </w:pPr>
-      <w:r>
-        <w:rPr>
-          <w:rFonts w:hint="eastAsia"/>
-          <w:b/>
-          <w:sz w:val="28"/>
-          <w:szCs w:val="28"/>
-        </w:rPr>
-        <w:t>고광신</w:t>
-      </w:r>
-    </w:p>
-    <w:p>
-      <w:pPr>
-        <w:pStyle w:val="a4"/>
-        <w:numPr>
-          <w:ilvl w:val="1"/>
-          <w:numId w:val="1"/>
-        </w:numPr>
-        <w:ind w:leftChars="0"/>
-        <w:rPr>
-          <w:rFonts w:hint="eastAsia"/>
-          <w:sz w:val="22"/>
-        </w:rPr>
-      </w:pPr>
-      <w:r>
-        <w:rPr>
-          <w:rFonts w:hint="eastAsia"/>
-          <w:b/>
-          <w:sz w:val="28"/>
-          <w:szCs w:val="28"/>
-        </w:rPr>
-        <w:t>조환희</w:t>
       </w:r>
       <w:r>
         <w:rPr>
@@ -731,10 +572,19 @@
             <w:pPr>
               <w:jc w:val="center"/>
               <w:rPr>
-                <w:b/>
-                <w:sz w:val="22"/>
-              </w:rPr>
-            </w:pPr>
+                <w:rFonts w:hint="eastAsia"/>
+                <w:b/>
+                <w:sz w:val="22"/>
+              </w:rPr>
+            </w:pPr>
+            <w:r>
+              <w:rPr>
+                <w:rFonts w:hint="eastAsia"/>
+                <w:b/>
+                <w:sz w:val="22"/>
+              </w:rPr>
+              <w:t>15</w:t>
+            </w:r>
           </w:p>
         </w:tc>
         <w:tc>
@@ -782,62 +632,71 @@
                 <w:b/>
                 <w:sz w:val="22"/>
               </w:rPr>
+              <w:t>5</w:t>
+            </w:r>
+            <w:r>
+              <w:rPr>
+                <w:b/>
+                <w:sz w:val="22"/>
+              </w:rPr>
+              <w:t>.</w:t>
+            </w:r>
+            <w:r>
+              <w:rPr>
+                <w:rFonts w:hint="eastAsia"/>
+                <w:b/>
+                <w:sz w:val="22"/>
+              </w:rPr>
+              <w:t>03</w:t>
+            </w:r>
+            <w:r>
+              <w:rPr>
+                <w:b/>
+                <w:sz w:val="22"/>
+              </w:rPr>
+              <w:t>.</w:t>
+            </w:r>
+            <w:r>
+              <w:rPr>
+                <w:rFonts w:hint="eastAsia"/>
+                <w:b/>
+                <w:sz w:val="22"/>
+              </w:rPr>
+              <w:t>31</w:t>
+            </w:r>
+            <w:r>
+              <w:rPr>
+                <w:b/>
+                <w:sz w:val="22"/>
+              </w:rPr>
+              <w:t>~202</w:t>
+            </w:r>
+            <w:r>
+              <w:rPr>
+                <w:rFonts w:hint="eastAsia"/>
+                <w:b/>
+                <w:sz w:val="22"/>
+              </w:rPr>
+              <w:t>5</w:t>
+            </w:r>
+            <w:r>
+              <w:rPr>
+                <w:b/>
+                <w:sz w:val="22"/>
+              </w:rPr>
+              <w:t>.0</w:t>
+            </w:r>
+            <w:r>
+              <w:rPr>
+                <w:rFonts w:hint="eastAsia"/>
+                <w:b/>
+                <w:sz w:val="22"/>
+              </w:rPr>
               <w:t>4</w:t>
             </w:r>
             <w:r>
               <w:rPr>
-                <w:b/>
-                <w:sz w:val="22"/>
-              </w:rPr>
-              <w:t>.</w:t>
-            </w:r>
-            <w:r>
-              <w:rPr>
-                <w:b/>
-                <w:sz w:val="22"/>
-              </w:rPr>
-              <w:t>1</w:t>
-            </w:r>
-            <w:r>
-              <w:rPr>
-                <w:rFonts w:hint="eastAsia"/>
-                <w:b/>
-                <w:sz w:val="22"/>
-              </w:rPr>
-              <w:t>2</w:t>
-            </w:r>
-            <w:r>
-              <w:rPr>
-                <w:b/>
-                <w:sz w:val="22"/>
-              </w:rPr>
-              <w:t>.</w:t>
-            </w:r>
-            <w:r>
-              <w:rPr>
-                <w:rFonts w:hint="eastAsia"/>
-                <w:b/>
-                <w:sz w:val="22"/>
-              </w:rPr>
-              <w:t>30</w:t>
-            </w:r>
-            <w:r>
-              <w:rPr>
-                <w:b/>
-                <w:sz w:val="22"/>
-              </w:rPr>
-              <w:t>~202</w:t>
-            </w:r>
-            <w:r>
-              <w:rPr>
-                <w:rFonts w:hint="eastAsia"/>
-                <w:b/>
-                <w:sz w:val="22"/>
-              </w:rPr>
-              <w:t>5</w:t>
-            </w:r>
-            <w:r>
-              <w:rPr>
+                <w:rFonts w:hint="eastAsia"/>
                 <w:b/>
                 <w:sz w:val="22"/>
               </w:rPr>
@@ -845,25 +704,11 @@
             </w:r>
             <w:r>
               <w:rPr>
-                <w:b/>
-                <w:sz w:val="22"/>
-              </w:rPr>
-              <w:t>1</w:t>
-            </w:r>
-            <w:r>
-              <w:rPr>
-                <w:b/>
-                <w:sz w:val="22"/>
-              </w:rPr>
-              <w:t>.</w:t>
-            </w:r>
-            <w:r>
-              <w:rPr>
-                <w:rFonts w:hint="eastAsia"/>
-                <w:b/>
-                <w:sz w:val="22"/>
-              </w:rPr>
-              <w:t>05</w:t>
+                <w:rFonts w:hint="eastAsia"/>
+                <w:b/>
+                <w:sz w:val="22"/>
+              </w:rPr>
+              <w:t>6</w:t>
             </w:r>
           </w:p>
         </w:tc>
@@ -902,52 +747,6 @@
             <w:vAlign w:val="center"/>
           </w:tcPr>
           <w:p>
-            <w:r>
-              <w:rPr>
-                <w:rFonts w:hint="eastAsia"/>
-              </w:rPr>
-              <w:t>지태준</w:t>
-            </w:r>
-            <w:r>
-              <w:rPr>
-                <w:rFonts w:hint="eastAsia"/>
-              </w:rPr>
-              <w:t>:</w:t>
-            </w:r>
-            <w:r>
-              <w:t xml:space="preserve"> </w:t>
-            </w:r>
-          </w:p>
-          <w:p>
-            <w:r>
-              <w:rPr>
-                <w:rFonts w:hint="eastAsia"/>
-              </w:rPr>
-              <w:t>고광신</w:t>
-            </w:r>
-            <w:r>
-              <w:rPr>
-                <w:rFonts w:hint="eastAsia"/>
-              </w:rPr>
-              <w:t>:</w:t>
-            </w:r>
-            <w:r>
-              <w:t xml:space="preserve"> </w:t>
-            </w:r>
-          </w:p>
-          <w:p>
-            <w:r>
-              <w:rPr>
-                <w:rFonts w:hint="eastAsia"/>
-              </w:rPr>
-              <w:t>조환희</w:t>
-            </w:r>
-            <w:r>
-              <w:rPr>
-                <w:rFonts w:hint="eastAsia"/>
-              </w:rPr>
-              <w:t>:</w:t>
-            </w:r>
             <w:r>
               <w:t xml:space="preserve"> </w:t>
             </w:r>

--- a/Project_Animagus/작업 일지/광신_작업일지/작업일지(250324-250330).docx
+++ b/Project_Animagus/작업 일지/광신_작업일지/작업일지(250324-250330).docx
@@ -65,7 +65,6 @@
             <w:pPr>
               <w:jc w:val="center"/>
               <w:rPr>
-                <w:rFonts w:hint="eastAsia"/>
                 <w:b/>
                 <w:sz w:val="18"/>
               </w:rPr>
@@ -395,10 +394,62 @@
             <w:pPr>
               <w:jc w:val="left"/>
               <w:rPr>
-                <w:rFonts w:hint="eastAsia"/>
-                <w:b/>
-              </w:rPr>
-            </w:pPr>
+                <w:b/>
+              </w:rPr>
+            </w:pPr>
+            <w:r>
+              <w:rPr>
+                <w:rFonts w:hint="eastAsia"/>
+                <w:b/>
+              </w:rPr>
+              <w:t>AI Perception을 이용하여 시야각에 따라 Target 설정</w:t>
+            </w:r>
+          </w:p>
+          <w:p>
+            <w:pPr>
+              <w:jc w:val="left"/>
+              <w:rPr>
+                <w:b/>
+              </w:rPr>
+            </w:pPr>
+            <w:r>
+              <w:rPr>
+                <w:rFonts w:hint="eastAsia"/>
+                <w:b/>
+              </w:rPr>
+              <w:t>랜덤 Origin, Radius 값을 정해서 Patrol Location을 설정</w:t>
+            </w:r>
+          </w:p>
+          <w:p>
+            <w:pPr>
+              <w:jc w:val="left"/>
+              <w:rPr>
+                <w:b/>
+              </w:rPr>
+            </w:pPr>
+            <w:r>
+              <w:rPr>
+                <w:rFonts w:hint="eastAsia"/>
+                <w:b/>
+              </w:rPr>
+              <w:t>원거리 공격을 위한 EQS 생성</w:t>
+            </w:r>
+          </w:p>
+          <w:p>
+            <w:pPr>
+              <w:jc w:val="left"/>
+              <w:rPr>
+                <w:rFonts w:hint="eastAsia"/>
+                <w:b/>
+              </w:rPr>
+            </w:pPr>
+            <w:r>
+              <w:rPr>
+                <w:rFonts w:hint="eastAsia"/>
+                <w:b/>
+              </w:rPr>
+              <w:t>후보군 타겟들을 모아서 베스트 타겟을 설정 ( 거리, 체력 )</w:t>
+            </w:r>
           </w:p>
         </w:tc>
       </w:tr>
@@ -432,10 +483,479 @@
         </w:rPr>
         <w:br/>
       </w:r>
+      <w:r>
+        <w:rPr>
+          <w:rFonts w:hint="eastAsia"/>
+          <w:bCs/>
+          <w:sz w:val="22"/>
+        </w:rPr>
+        <w:t>UAIPerceptionComponent 클래스와 void OnPerceptionUpdated( ) 콜백 함수를 통해 AI에 감각 시스템을 추가했음</w:t>
+      </w:r>
     </w:p>
     <w:p>
       <w:pPr>
         <w:rPr>
+          <w:rFonts w:hint="eastAsia"/>
+          <w:b/>
+          <w:sz w:val="22"/>
+        </w:rPr>
+      </w:pPr>
+      <w:r>
+        <w:rPr>
+          <w:noProof/>
+          <w:sz w:val="22"/>
+        </w:rPr>
+        <w:drawing>
+          <wp:inline distT="0" distB="0" distL="0" distR="0" wp14:anchorId="5053A42B" wp14:editId="33CDD80B">
+            <wp:extent cx="3440874" cy="5757111"/>
+            <wp:effectExtent l="0" t="0" r="7620" b="0"/>
+            <wp:docPr id="1598656659" name="그림 1" descr="텍스트, 문서, 폰트, 스크린샷이(가) 표시된 사진&#10;&#10;AI가 생성한 콘텐츠는 부정확할 수 있습니다."/>
+            <wp:cNvGraphicFramePr>
+              <a:graphicFrameLocks xmlns:a="http://schemas.openxmlformats.org/drawingml/2006/main" noChangeAspect="1"/>
+            </wp:cNvGraphicFramePr>
+            <a:graphic xmlns:a="http://schemas.openxmlformats.org/drawingml/2006/main">
+              <a:graphicData uri="http://schemas.openxmlformats.org/drawingml/2006/picture">
+                <pic:pic xmlns:pic="http://schemas.openxmlformats.org/drawingml/2006/picture">
+                  <pic:nvPicPr>
+                    <pic:cNvPr id="1598656659" name="그림 1" descr="텍스트, 문서, 폰트, 스크린샷이(가) 표시된 사진&#10;&#10;AI가 생성한 콘텐츠는 부정확할 수 있습니다."/>
+                    <pic:cNvPicPr>
+                      <a:picLocks noChangeAspect="1" noChangeArrowheads="1"/>
+                    </pic:cNvPicPr>
+                  </pic:nvPicPr>
+                  <pic:blipFill>
+                    <a:blip r:embed="rId7">
+                      <a:extLst>
+                        <a:ext uri="{28A0092B-C50C-407E-A947-70E740481C1C}">
+                          <a14:useLocalDpi xmlns:a14="http://schemas.microsoft.com/office/drawing/2010/main" val="0"/>
+                        </a:ext>
+                      </a:extLst>
+                    </a:blip>
+                    <a:srcRect/>
+                    <a:stretch>
+                      <a:fillRect/>
+                    </a:stretch>
+                  </pic:blipFill>
+                  <pic:spPr bwMode="auto">
+                    <a:xfrm>
+                      <a:off x="0" y="0"/>
+                      <a:ext cx="3442181" cy="5759298"/>
+                    </a:xfrm>
+                    <a:prstGeom prst="rect">
+                      <a:avLst/>
+                    </a:prstGeom>
+                    <a:noFill/>
+                    <a:ln>
+                      <a:noFill/>
+                    </a:ln>
+                  </pic:spPr>
+                </pic:pic>
+              </a:graphicData>
+            </a:graphic>
+          </wp:inline>
+        </w:drawing>
+      </w:r>
+    </w:p>
+    <w:p>
+      <w:pPr>
+        <w:rPr>
+          <w:sz w:val="22"/>
+        </w:rPr>
+      </w:pPr>
+      <w:r>
+        <w:rPr>
+          <w:sz w:val="22"/>
+        </w:rPr>
+        <w:t>CanSenseActor를 호출해, 해당 액터가 시각으로 감지되었는지 확인하고 결과(Stimulus)를 받음</w:t>
+      </w:r>
+    </w:p>
+    <w:p>
+      <w:pPr>
+        <w:rPr>
+          <w:rFonts w:hint="eastAsia"/>
+          <w:sz w:val="22"/>
+        </w:rPr>
+      </w:pPr>
+      <w:r>
+        <w:rPr>
+          <w:sz w:val="22"/>
+        </w:rPr>
+        <w:t xml:space="preserve">감지되었으면 </w:t>
+      </w:r>
+      <w:r>
+        <w:rPr>
+          <w:rFonts w:hint="eastAsia"/>
+          <w:sz w:val="22"/>
+        </w:rPr>
+        <w:t xml:space="preserve">새로 인식된 액터를 모으는 </w:t>
+      </w:r>
+      <w:r>
+        <w:rPr>
+          <w:sz w:val="22"/>
+        </w:rPr>
+        <w:t xml:space="preserve">NewlySensedActors에 </w:t>
+      </w:r>
+      <w:r>
+        <w:rPr>
+          <w:rFonts w:hint="eastAsia"/>
+          <w:sz w:val="22"/>
+        </w:rPr>
+        <w:t>추가했음. 중복으로 저장되는 것을 막</w:t>
+      </w:r>
+      <w:r>
+        <w:rPr>
+          <w:rFonts w:hint="eastAsia"/>
+          <w:sz w:val="22"/>
+        </w:rPr>
+        <w:lastRenderedPageBreak/>
+        <w:t>기 위해 Set로 저장했음. 그리고 타겟을 정하는 함수인 HandleSensedSight를 통해 감지된 액터 중 유효하지 않은 액터는 해제하게 했음.</w:t>
+      </w:r>
+    </w:p>
+    <w:p>
+      <w:pPr>
+        <w:rPr>
+          <w:rFonts w:hint="eastAsia"/>
+          <w:sz w:val="22"/>
+        </w:rPr>
+      </w:pPr>
+      <w:r>
+        <w:rPr>
+          <w:rFonts w:hint="eastAsia"/>
+          <w:noProof/>
+          <w:sz w:val="22"/>
+        </w:rPr>
+        <w:drawing>
+          <wp:inline distT="0" distB="0" distL="0" distR="0" wp14:anchorId="082AE8BA" wp14:editId="26016903">
+            <wp:extent cx="3739243" cy="5898222"/>
+            <wp:effectExtent l="0" t="0" r="0" b="7620"/>
+            <wp:docPr id="557945167" name="그림 2" descr="텍스트, 문서, 편지, 폰트이(가) 표시된 사진&#10;&#10;AI가 생성한 콘텐츠는 부정확할 수 있습니다."/>
+            <wp:cNvGraphicFramePr>
+              <a:graphicFrameLocks xmlns:a="http://schemas.openxmlformats.org/drawingml/2006/main" noChangeAspect="1"/>
+            </wp:cNvGraphicFramePr>
+            <a:graphic xmlns:a="http://schemas.openxmlformats.org/drawingml/2006/main">
+              <a:graphicData uri="http://schemas.openxmlformats.org/drawingml/2006/picture">
+                <pic:pic xmlns:pic="http://schemas.openxmlformats.org/drawingml/2006/picture">
+                  <pic:nvPicPr>
+                    <pic:cNvPr id="557945167" name="그림 2" descr="텍스트, 문서, 편지, 폰트이(가) 표시된 사진&#10;&#10;AI가 생성한 콘텐츠는 부정확할 수 있습니다."/>
+                    <pic:cNvPicPr>
+                      <a:picLocks noChangeAspect="1" noChangeArrowheads="1"/>
+                    </pic:cNvPicPr>
+                  </pic:nvPicPr>
+                  <pic:blipFill>
+                    <a:blip r:embed="rId8" cstate="print">
+                      <a:extLst>
+                        <a:ext uri="{28A0092B-C50C-407E-A947-70E740481C1C}">
+                          <a14:useLocalDpi xmlns:a14="http://schemas.microsoft.com/office/drawing/2010/main" val="0"/>
+                        </a:ext>
+                      </a:extLst>
+                    </a:blip>
+                    <a:srcRect/>
+                    <a:stretch>
+                      <a:fillRect/>
+                    </a:stretch>
+                  </pic:blipFill>
+                  <pic:spPr bwMode="auto">
+                    <a:xfrm>
+                      <a:off x="0" y="0"/>
+                      <a:ext cx="3747790" cy="5911704"/>
+                    </a:xfrm>
+                    <a:prstGeom prst="rect">
+                      <a:avLst/>
+                    </a:prstGeom>
+                    <a:noFill/>
+                    <a:ln>
+                      <a:noFill/>
+                    </a:ln>
+                  </pic:spPr>
+                </pic:pic>
+              </a:graphicData>
+            </a:graphic>
+          </wp:inline>
+        </w:drawing>
+      </w:r>
+    </w:p>
+    <w:p>
+      <w:pPr>
+        <w:pBdr>
+          <w:bottom w:val="single" w:sz="6" w:space="1" w:color="auto"/>
+        </w:pBdr>
+        <w:rPr>
+          <w:sz w:val="22"/>
+        </w:rPr>
+      </w:pPr>
+      <w:r>
+        <w:rPr>
+          <w:rFonts w:hint="eastAsia"/>
+          <w:sz w:val="22"/>
+        </w:rPr>
+        <w:t>CanSenseActor 함수에서 액터가 (시각, 청각 등)에 의해 감지되었는지 확인하고 감각과 일치하는 자극을 반환하게 했음</w:t>
+      </w:r>
+    </w:p>
+    <w:p>
+      <w:pPr>
+        <w:pBdr>
+          <w:bottom w:val="single" w:sz="6" w:space="1" w:color="auto"/>
+        </w:pBdr>
+        <w:rPr>
+          <w:rFonts w:hint="eastAsia"/>
+          <w:sz w:val="22"/>
+        </w:rPr>
+      </w:pPr>
+    </w:p>
+    <w:p>
+      <w:pPr>
+        <w:rPr>
+          <w:rFonts w:hint="eastAsia"/>
+          <w:sz w:val="22"/>
+        </w:rPr>
+      </w:pPr>
+      <w:r>
+        <w:rPr>
+          <w:noProof/>
+          <w:sz w:val="22"/>
+        </w:rPr>
+        <w:lastRenderedPageBreak/>
+        <w:drawing>
+          <wp:inline distT="0" distB="0" distL="0" distR="0" wp14:anchorId="697B97C7" wp14:editId="1BE55163">
+            <wp:extent cx="5236210" cy="3951605"/>
+            <wp:effectExtent l="0" t="0" r="2540" b="0"/>
+            <wp:docPr id="571658021" name="그림 3"/>
+            <wp:cNvGraphicFramePr>
+              <a:graphicFrameLocks xmlns:a="http://schemas.openxmlformats.org/drawingml/2006/main" noChangeAspect="1"/>
+            </wp:cNvGraphicFramePr>
+            <a:graphic xmlns:a="http://schemas.openxmlformats.org/drawingml/2006/main">
+              <a:graphicData uri="http://schemas.openxmlformats.org/drawingml/2006/picture">
+                <pic:pic xmlns:pic="http://schemas.openxmlformats.org/drawingml/2006/picture">
+                  <pic:nvPicPr>
+                    <pic:cNvPr id="0" name="Picture 3"/>
+                    <pic:cNvPicPr>
+                      <a:picLocks noChangeAspect="1" noChangeArrowheads="1"/>
+                    </pic:cNvPicPr>
+                  </pic:nvPicPr>
+                  <pic:blipFill>
+                    <a:blip r:embed="rId9">
+                      <a:extLst>
+                        <a:ext uri="{28A0092B-C50C-407E-A947-70E740481C1C}">
+                          <a14:useLocalDpi xmlns:a14="http://schemas.microsoft.com/office/drawing/2010/main" val="0"/>
+                        </a:ext>
+                      </a:extLst>
+                    </a:blip>
+                    <a:srcRect/>
+                    <a:stretch>
+                      <a:fillRect/>
+                    </a:stretch>
+                  </pic:blipFill>
+                  <pic:spPr bwMode="auto">
+                    <a:xfrm>
+                      <a:off x="0" y="0"/>
+                      <a:ext cx="5236210" cy="3951605"/>
+                    </a:xfrm>
+                    <a:prstGeom prst="rect">
+                      <a:avLst/>
+                    </a:prstGeom>
+                    <a:noFill/>
+                    <a:ln>
+                      <a:noFill/>
+                    </a:ln>
+                  </pic:spPr>
+                </pic:pic>
+              </a:graphicData>
+            </a:graphic>
+          </wp:inline>
+        </w:drawing>
+      </w:r>
+    </w:p>
+    <w:p>
+      <w:pPr>
+        <w:rPr>
+          <w:sz w:val="22"/>
+        </w:rPr>
+      </w:pPr>
+      <w:r>
+        <w:rPr>
+          <w:rFonts w:hint="eastAsia"/>
+          <w:sz w:val="22"/>
+        </w:rPr>
+        <w:t>Patrol Location을 선택할 때 원점과 유효 반지름 값을 배열로 정의하고 랜덤으로 정할 수 있도록 했음 후에 상황에 따라 선택할 수 있는 확장성을 고려했음</w:t>
+      </w:r>
+    </w:p>
+    <w:p>
+      <w:pPr>
+        <w:rPr>
+          <w:sz w:val="22"/>
+        </w:rPr>
+      </w:pPr>
+    </w:p>
+    <w:p>
+      <w:pPr>
+        <w:rPr>
+          <w:sz w:val="22"/>
+        </w:rPr>
+      </w:pPr>
+      <w:r>
+        <w:rPr>
+          <w:noProof/>
+          <w:sz w:val="22"/>
+        </w:rPr>
+        <w:drawing>
+          <wp:inline distT="0" distB="0" distL="0" distR="0" wp14:anchorId="51377FAC" wp14:editId="67D38161">
+            <wp:extent cx="4637405" cy="3244215"/>
+            <wp:effectExtent l="0" t="0" r="0" b="0"/>
+            <wp:docPr id="1362347792" name="그림 4"/>
+            <wp:cNvGraphicFramePr>
+              <a:graphicFrameLocks xmlns:a="http://schemas.openxmlformats.org/drawingml/2006/main" noChangeAspect="1"/>
+            </wp:cNvGraphicFramePr>
+            <a:graphic xmlns:a="http://schemas.openxmlformats.org/drawingml/2006/main">
+              <a:graphicData uri="http://schemas.openxmlformats.org/drawingml/2006/picture">
+                <pic:pic xmlns:pic="http://schemas.openxmlformats.org/drawingml/2006/picture">
+                  <pic:nvPicPr>
+                    <pic:cNvPr id="0" name="Picture 4"/>
+                    <pic:cNvPicPr>
+                      <a:picLocks noChangeAspect="1" noChangeArrowheads="1"/>
+                    </pic:cNvPicPr>
+                  </pic:nvPicPr>
+                  <pic:blipFill>
+                    <a:blip r:embed="rId10">
+                      <a:extLst>
+                        <a:ext uri="{28A0092B-C50C-407E-A947-70E740481C1C}">
+                          <a14:useLocalDpi xmlns:a14="http://schemas.microsoft.com/office/drawing/2010/main" val="0"/>
+                        </a:ext>
+                      </a:extLst>
+                    </a:blip>
+                    <a:srcRect/>
+                    <a:stretch>
+                      <a:fillRect/>
+                    </a:stretch>
+                  </pic:blipFill>
+                  <pic:spPr bwMode="auto">
+                    <a:xfrm>
+                      <a:off x="0" y="0"/>
+                      <a:ext cx="4637405" cy="3244215"/>
+                    </a:xfrm>
+                    <a:prstGeom prst="rect">
+                      <a:avLst/>
+                    </a:prstGeom>
+                    <a:noFill/>
+                    <a:ln>
+                      <a:noFill/>
+                    </a:ln>
+                  </pic:spPr>
+                </pic:pic>
+              </a:graphicData>
+            </a:graphic>
+          </wp:inline>
+        </w:drawing>
+      </w:r>
+    </w:p>
+    <w:p>
+      <w:pPr>
+        <w:rPr>
+          <w:sz w:val="22"/>
+        </w:rPr>
+      </w:pPr>
+      <w:r>
+        <w:rPr>
+          <w:rFonts w:hint="eastAsia"/>
+          <w:sz w:val="22"/>
+        </w:rPr>
+        <w:t>기존 타겟은 인식된 타겟이 시야에 있는 동안 지속되는 로직이었기에 CalculateTargetPriority라는 후보자 타겟에 상황 가중치를 부여해서 우선순위가 높은 타겟을 설정할 수 있도록 했음</w:t>
+      </w:r>
+    </w:p>
+    <w:p>
+      <w:pPr>
+        <w:rPr>
+          <w:sz w:val="22"/>
+        </w:rPr>
+      </w:pPr>
+    </w:p>
+    <w:p>
+      <w:pPr>
+        <w:rPr>
+          <w:sz w:val="22"/>
+        </w:rPr>
+      </w:pPr>
+    </w:p>
+    <w:p>
+      <w:pPr>
+        <w:rPr>
+          <w:rFonts w:hint="eastAsia"/>
+          <w:sz w:val="22"/>
+        </w:rPr>
+      </w:pPr>
+      <w:r>
+        <w:rPr>
+          <w:noProof/>
+          <w:sz w:val="22"/>
+        </w:rPr>
+        <w:lastRenderedPageBreak/>
+        <w:drawing>
+          <wp:inline distT="0" distB="0" distL="0" distR="0" wp14:anchorId="4FE3015A" wp14:editId="0D89D0AC">
+            <wp:extent cx="3875405" cy="3227705"/>
+            <wp:effectExtent l="0" t="0" r="0" b="0"/>
+            <wp:docPr id="779685563" name="그림 5"/>
+            <wp:cNvGraphicFramePr>
+              <a:graphicFrameLocks xmlns:a="http://schemas.openxmlformats.org/drawingml/2006/main" noChangeAspect="1"/>
+            </wp:cNvGraphicFramePr>
+            <a:graphic xmlns:a="http://schemas.openxmlformats.org/drawingml/2006/main">
+              <a:graphicData uri="http://schemas.openxmlformats.org/drawingml/2006/picture">
+                <pic:pic xmlns:pic="http://schemas.openxmlformats.org/drawingml/2006/picture">
+                  <pic:nvPicPr>
+                    <pic:cNvPr id="0" name="Picture 5"/>
+                    <pic:cNvPicPr>
+                      <a:picLocks noChangeAspect="1" noChangeArrowheads="1"/>
+                    </pic:cNvPicPr>
+                  </pic:nvPicPr>
+                  <pic:blipFill>
+                    <a:blip r:embed="rId11">
+                      <a:extLst>
+                        <a:ext uri="{28A0092B-C50C-407E-A947-70E740481C1C}">
+                          <a14:useLocalDpi xmlns:a14="http://schemas.microsoft.com/office/drawing/2010/main" val="0"/>
+                        </a:ext>
+                      </a:extLst>
+                    </a:blip>
+                    <a:srcRect/>
+                    <a:stretch>
+                      <a:fillRect/>
+                    </a:stretch>
+                  </pic:blipFill>
+                  <pic:spPr bwMode="auto">
+                    <a:xfrm>
+                      <a:off x="0" y="0"/>
+                      <a:ext cx="3875405" cy="3227705"/>
+                    </a:xfrm>
+                    <a:prstGeom prst="rect">
+                      <a:avLst/>
+                    </a:prstGeom>
+                    <a:noFill/>
+                    <a:ln>
+                      <a:noFill/>
+                    </a:ln>
+                  </pic:spPr>
+                </pic:pic>
+              </a:graphicData>
+            </a:graphic>
+          </wp:inline>
+        </w:drawing>
+      </w:r>
+      <w:r>
+        <w:rPr>
+          <w:rFonts w:hint="eastAsia"/>
+          <w:sz w:val="22"/>
+        </w:rPr>
+        <w:t xml:space="preserve"> </w:t>
+      </w:r>
+    </w:p>
+    <w:p>
+      <w:pPr>
+        <w:rPr>
+          <w:rFonts w:hint="eastAsia"/>
+          <w:sz w:val="22"/>
+        </w:rPr>
+      </w:pPr>
+    </w:p>
+    <w:p>
+      <w:pPr>
+        <w:rPr>
+          <w:rFonts w:hint="eastAsia"/>
           <w:sz w:val="22"/>
         </w:rPr>
       </w:pPr>
@@ -499,6 +1019,26 @@
             <w:pPr>
               <w:jc w:val="left"/>
             </w:pPr>
+            <w:r>
+              <w:rPr>
+                <w:rFonts w:hint="eastAsia"/>
+              </w:rPr>
+              <w:t>AI Perception System으로 타겟을 정하는 로직</w:t>
+            </w:r>
+            <w:r>
+              <w:rPr>
+                <w:rFonts w:hint="eastAsia"/>
+              </w:rPr>
+              <w:t>이 그저 시야에 가장 빨리 인식된 액터를 타겟으로 정함</w:t>
+            </w:r>
+          </w:p>
+          <w:p>
+            <w:pPr>
+              <w:jc w:val="left"/>
+              <w:rPr>
+                <w:rFonts w:hint="eastAsia"/>
+              </w:rPr>
+            </w:pPr>
           </w:p>
         </w:tc>
         <w:tc>
@@ -532,7 +1072,16 @@
           <w:p>
             <w:pPr>
               <w:jc w:val="left"/>
-            </w:pPr>
+              <w:rPr>
+                <w:rFonts w:hint="eastAsia"/>
+              </w:rPr>
+            </w:pPr>
+            <w:r>
+              <w:rPr>
+                <w:rFonts w:hint="eastAsia"/>
+              </w:rPr>
+              <w:t>베스트 타겟을 정하는 로직을 구현해서 상황에 맞는 타겟을 정하도록 함</w:t>
+            </w:r>
           </w:p>
         </w:tc>
       </w:tr>
@@ -572,7 +1121,6 @@
             <w:pPr>
               <w:jc w:val="center"/>
               <w:rPr>
-                <w:rFonts w:hint="eastAsia"/>
                 <w:b/>
                 <w:sz w:val="22"/>
               </w:rPr>
@@ -692,23 +1240,7 @@
                 <w:b/>
                 <w:sz w:val="22"/>
               </w:rPr>
-              <w:t>4</w:t>
-            </w:r>
-            <w:r>
-              <w:rPr>
-                <w:rFonts w:hint="eastAsia"/>
-                <w:b/>
-                <w:sz w:val="22"/>
-              </w:rPr>
-              <w:t>.0</w:t>
-            </w:r>
-            <w:r>
-              <w:rPr>
-                <w:rFonts w:hint="eastAsia"/>
-                <w:b/>
-                <w:sz w:val="22"/>
-              </w:rPr>
-              <w:t>6</w:t>
+              <w:t>4.06</w:t>
             </w:r>
           </w:p>
         </w:tc>
@@ -747,8 +1279,19 @@
             <w:vAlign w:val="center"/>
           </w:tcPr>
           <w:p>
+            <w:pPr>
+              <w:rPr>
+                <w:rFonts w:hint="eastAsia"/>
+              </w:rPr>
+            </w:pPr>
             <w:r>
               <w:t xml:space="preserve"> </w:t>
+            </w:r>
+            <w:r>
+              <w:rPr>
+                <w:rFonts w:hint="eastAsia"/>
+              </w:rPr>
+              <w:t>AI가 다른 스킬도 쓸 수 있도록 할 것이다.</w:t>
             </w:r>
           </w:p>
         </w:tc>
@@ -998,6 +1541,296 @@
     </w:lvl>
   </w:abstractNum>
   <w:abstractNum w:abstractNumId="1" w15:restartNumberingAfterBreak="0">
+    <w:nsid w:val="156A3C6B"/>
+    <w:multiLevelType w:val="hybridMultilevel"/>
+    <w:tmpl w:val="66F0819A"/>
+    <w:lvl w:ilvl="0" w:tplc="A96E928C">
+      <w:start w:val="1"/>
+      <w:numFmt w:val="decimal"/>
+      <w:lvlText w:val="%1."/>
+      <w:lvlJc w:val="left"/>
+      <w:pPr>
+        <w:ind w:left="800" w:hanging="360"/>
+      </w:pPr>
+      <w:rPr>
+        <w:rFonts w:hint="default"/>
+      </w:rPr>
+    </w:lvl>
+    <w:lvl w:ilvl="1" w:tplc="04090019" w:tentative="1">
+      <w:start w:val="1"/>
+      <w:numFmt w:val="upperLetter"/>
+      <w:lvlText w:val="%2."/>
+      <w:lvlJc w:val="left"/>
+      <w:pPr>
+        <w:ind w:left="1320" w:hanging="440"/>
+      </w:pPr>
+    </w:lvl>
+    <w:lvl w:ilvl="2" w:tplc="0409001B" w:tentative="1">
+      <w:start w:val="1"/>
+      <w:numFmt w:val="lowerRoman"/>
+      <w:lvlText w:val="%3."/>
+      <w:lvlJc w:val="right"/>
+      <w:pPr>
+        <w:ind w:left="1760" w:hanging="440"/>
+      </w:pPr>
+    </w:lvl>
+    <w:lvl w:ilvl="3" w:tplc="0409000F" w:tentative="1">
+      <w:start w:val="1"/>
+      <w:numFmt w:val="decimal"/>
+      <w:lvlText w:val="%4."/>
+      <w:lvlJc w:val="left"/>
+      <w:pPr>
+        <w:ind w:left="2200" w:hanging="440"/>
+      </w:pPr>
+    </w:lvl>
+    <w:lvl w:ilvl="4" w:tplc="04090019" w:tentative="1">
+      <w:start w:val="1"/>
+      <w:numFmt w:val="upperLetter"/>
+      <w:lvlText w:val="%5."/>
+      <w:lvlJc w:val="left"/>
+      <w:pPr>
+        <w:ind w:left="2640" w:hanging="440"/>
+      </w:pPr>
+    </w:lvl>
+    <w:lvl w:ilvl="5" w:tplc="0409001B" w:tentative="1">
+      <w:start w:val="1"/>
+      <w:numFmt w:val="lowerRoman"/>
+      <w:lvlText w:val="%6."/>
+      <w:lvlJc w:val="right"/>
+      <w:pPr>
+        <w:ind w:left="3080" w:hanging="440"/>
+      </w:pPr>
+    </w:lvl>
+    <w:lvl w:ilvl="6" w:tplc="0409000F" w:tentative="1">
+      <w:start w:val="1"/>
+      <w:numFmt w:val="decimal"/>
+      <w:lvlText w:val="%7."/>
+      <w:lvlJc w:val="left"/>
+      <w:pPr>
+        <w:ind w:left="3520" w:hanging="440"/>
+      </w:pPr>
+    </w:lvl>
+    <w:lvl w:ilvl="7" w:tplc="04090019" w:tentative="1">
+      <w:start w:val="1"/>
+      <w:numFmt w:val="upperLetter"/>
+      <w:lvlText w:val="%8."/>
+      <w:lvlJc w:val="left"/>
+      <w:pPr>
+        <w:ind w:left="3960" w:hanging="440"/>
+      </w:pPr>
+    </w:lvl>
+    <w:lvl w:ilvl="8" w:tplc="0409001B" w:tentative="1">
+      <w:start w:val="1"/>
+      <w:numFmt w:val="lowerRoman"/>
+      <w:lvlText w:val="%9."/>
+      <w:lvlJc w:val="right"/>
+      <w:pPr>
+        <w:ind w:left="4400" w:hanging="440"/>
+      </w:pPr>
+    </w:lvl>
+  </w:abstractNum>
+  <w:abstractNum w:abstractNumId="2" w15:restartNumberingAfterBreak="0">
+    <w:nsid w:val="5A1A5F5B"/>
+    <w:multiLevelType w:val="hybridMultilevel"/>
+    <w:tmpl w:val="74707B86"/>
+    <w:lvl w:ilvl="0" w:tplc="1C683B6E">
+      <w:start w:val="1"/>
+      <w:numFmt w:val="decimal"/>
+      <w:lvlText w:val="%1."/>
+      <w:lvlJc w:val="left"/>
+      <w:pPr>
+        <w:ind w:left="800" w:hanging="360"/>
+      </w:pPr>
+      <w:rPr>
+        <w:rFonts w:hint="default"/>
+      </w:rPr>
+    </w:lvl>
+    <w:lvl w:ilvl="1" w:tplc="04090019" w:tentative="1">
+      <w:start w:val="1"/>
+      <w:numFmt w:val="upperLetter"/>
+      <w:lvlText w:val="%2."/>
+      <w:lvlJc w:val="left"/>
+      <w:pPr>
+        <w:ind w:left="1320" w:hanging="440"/>
+      </w:pPr>
+    </w:lvl>
+    <w:lvl w:ilvl="2" w:tplc="0409001B" w:tentative="1">
+      <w:start w:val="1"/>
+      <w:numFmt w:val="lowerRoman"/>
+      <w:lvlText w:val="%3."/>
+      <w:lvlJc w:val="right"/>
+      <w:pPr>
+        <w:ind w:left="1760" w:hanging="440"/>
+      </w:pPr>
+    </w:lvl>
+    <w:lvl w:ilvl="3" w:tplc="0409000F" w:tentative="1">
+      <w:start w:val="1"/>
+      <w:numFmt w:val="decimal"/>
+      <w:lvlText w:val="%4."/>
+      <w:lvlJc w:val="left"/>
+      <w:pPr>
+        <w:ind w:left="2200" w:hanging="440"/>
+      </w:pPr>
+    </w:lvl>
+    <w:lvl w:ilvl="4" w:tplc="04090019" w:tentative="1">
+      <w:start w:val="1"/>
+      <w:numFmt w:val="upperLetter"/>
+      <w:lvlText w:val="%5."/>
+      <w:lvlJc w:val="left"/>
+      <w:pPr>
+        <w:ind w:left="2640" w:hanging="440"/>
+      </w:pPr>
+    </w:lvl>
+    <w:lvl w:ilvl="5" w:tplc="0409001B" w:tentative="1">
+      <w:start w:val="1"/>
+      <w:numFmt w:val="lowerRoman"/>
+      <w:lvlText w:val="%6."/>
+      <w:lvlJc w:val="right"/>
+      <w:pPr>
+        <w:ind w:left="3080" w:hanging="440"/>
+      </w:pPr>
+    </w:lvl>
+    <w:lvl w:ilvl="6" w:tplc="0409000F" w:tentative="1">
+      <w:start w:val="1"/>
+      <w:numFmt w:val="decimal"/>
+      <w:lvlText w:val="%7."/>
+      <w:lvlJc w:val="left"/>
+      <w:pPr>
+        <w:ind w:left="3520" w:hanging="440"/>
+      </w:pPr>
+    </w:lvl>
+    <w:lvl w:ilvl="7" w:tplc="04090019" w:tentative="1">
+      <w:start w:val="1"/>
+      <w:numFmt w:val="upperLetter"/>
+      <w:lvlText w:val="%8."/>
+      <w:lvlJc w:val="left"/>
+      <w:pPr>
+        <w:ind w:left="3960" w:hanging="440"/>
+      </w:pPr>
+    </w:lvl>
+    <w:lvl w:ilvl="8" w:tplc="0409001B" w:tentative="1">
+      <w:start w:val="1"/>
+      <w:numFmt w:val="lowerRoman"/>
+      <w:lvlText w:val="%9."/>
+      <w:lvlJc w:val="right"/>
+      <w:pPr>
+        <w:ind w:left="4400" w:hanging="440"/>
+      </w:pPr>
+    </w:lvl>
+  </w:abstractNum>
+  <w:abstractNum w:abstractNumId="3" w15:restartNumberingAfterBreak="0">
+    <w:nsid w:val="61746D2C"/>
+    <w:multiLevelType w:val="hybridMultilevel"/>
+    <w:tmpl w:val="DBBC5D16"/>
+    <w:lvl w:ilvl="0" w:tplc="5E08C7A0">
+      <w:numFmt w:val="bullet"/>
+      <w:lvlText w:val=""/>
+      <w:lvlJc w:val="left"/>
+      <w:pPr>
+        <w:ind w:left="800" w:hanging="360"/>
+      </w:pPr>
+      <w:rPr>
+        <w:rFonts w:ascii="Wingdings" w:eastAsiaTheme="minorEastAsia" w:hAnsi="Wingdings" w:cstheme="minorBidi" w:hint="default"/>
+      </w:rPr>
+    </w:lvl>
+    <w:lvl w:ilvl="1" w:tplc="04090003" w:tentative="1">
+      <w:start w:val="1"/>
+      <w:numFmt w:val="bullet"/>
+      <w:lvlText w:val=""/>
+      <w:lvlJc w:val="left"/>
+      <w:pPr>
+        <w:ind w:left="1320" w:hanging="440"/>
+      </w:pPr>
+      <w:rPr>
+        <w:rFonts w:ascii="Wingdings" w:hAnsi="Wingdings" w:hint="default"/>
+      </w:rPr>
+    </w:lvl>
+    <w:lvl w:ilvl="2" w:tplc="04090005" w:tentative="1">
+      <w:start w:val="1"/>
+      <w:numFmt w:val="bullet"/>
+      <w:lvlText w:val=""/>
+      <w:lvlJc w:val="left"/>
+      <w:pPr>
+        <w:ind w:left="1760" w:hanging="440"/>
+      </w:pPr>
+      <w:rPr>
+        <w:rFonts w:ascii="Wingdings" w:hAnsi="Wingdings" w:hint="default"/>
+      </w:rPr>
+    </w:lvl>
+    <w:lvl w:ilvl="3" w:tplc="04090001" w:tentative="1">
+      <w:start w:val="1"/>
+      <w:numFmt w:val="bullet"/>
+      <w:lvlText w:val=""/>
+      <w:lvlJc w:val="left"/>
+      <w:pPr>
+        <w:ind w:left="2200" w:hanging="440"/>
+      </w:pPr>
+      <w:rPr>
+        <w:rFonts w:ascii="Wingdings" w:hAnsi="Wingdings" w:hint="default"/>
+      </w:rPr>
+    </w:lvl>
+    <w:lvl w:ilvl="4" w:tplc="04090003" w:tentative="1">
+      <w:start w:val="1"/>
+      <w:numFmt w:val="bullet"/>
+      <w:lvlText w:val=""/>
+      <w:lvlJc w:val="left"/>
+      <w:pPr>
+        <w:ind w:left="2640" w:hanging="440"/>
+      </w:pPr>
+      <w:rPr>
+        <w:rFonts w:ascii="Wingdings" w:hAnsi="Wingdings" w:hint="default"/>
+      </w:rPr>
+    </w:lvl>
+    <w:lvl w:ilvl="5" w:tplc="04090005" w:tentative="1">
+      <w:start w:val="1"/>
+      <w:numFmt w:val="bullet"/>
+      <w:lvlText w:val=""/>
+      <w:lvlJc w:val="left"/>
+      <w:pPr>
+        <w:ind w:left="3080" w:hanging="440"/>
+      </w:pPr>
+      <w:rPr>
+        <w:rFonts w:ascii="Wingdings" w:hAnsi="Wingdings" w:hint="default"/>
+      </w:rPr>
+    </w:lvl>
+    <w:lvl w:ilvl="6" w:tplc="04090001" w:tentative="1">
+      <w:start w:val="1"/>
+      <w:numFmt w:val="bullet"/>
+      <w:lvlText w:val=""/>
+      <w:lvlJc w:val="left"/>
+      <w:pPr>
+        <w:ind w:left="3520" w:hanging="440"/>
+      </w:pPr>
+      <w:rPr>
+        <w:rFonts w:ascii="Wingdings" w:hAnsi="Wingdings" w:hint="default"/>
+      </w:rPr>
+    </w:lvl>
+    <w:lvl w:ilvl="7" w:tplc="04090003" w:tentative="1">
+      <w:start w:val="1"/>
+      <w:numFmt w:val="bullet"/>
+      <w:lvlText w:val=""/>
+      <w:lvlJc w:val="left"/>
+      <w:pPr>
+        <w:ind w:left="3960" w:hanging="440"/>
+      </w:pPr>
+      <w:rPr>
+        <w:rFonts w:ascii="Wingdings" w:hAnsi="Wingdings" w:hint="default"/>
+      </w:rPr>
+    </w:lvl>
+    <w:lvl w:ilvl="8" w:tplc="04090005" w:tentative="1">
+      <w:start w:val="1"/>
+      <w:numFmt w:val="bullet"/>
+      <w:lvlText w:val=""/>
+      <w:lvlJc w:val="left"/>
+      <w:pPr>
+        <w:ind w:left="4400" w:hanging="440"/>
+      </w:pPr>
+      <w:rPr>
+        <w:rFonts w:ascii="Wingdings" w:hAnsi="Wingdings" w:hint="default"/>
+      </w:rPr>
+    </w:lvl>
+  </w:abstractNum>
+  <w:abstractNum w:abstractNumId="4" w15:restartNumberingAfterBreak="0">
     <w:nsid w:val="74F35523"/>
     <w:multiLevelType w:val="hybridMultilevel"/>
     <w:tmpl w:val="5958F540"/>
@@ -1114,7 +1947,16 @@
     <w:abstractNumId w:val="0"/>
   </w:num>
   <w:num w:numId="2" w16cid:durableId="797339027">
+    <w:abstractNumId w:val="4"/>
+  </w:num>
+  <w:num w:numId="3" w16cid:durableId="2122874849">
+    <w:abstractNumId w:val="3"/>
+  </w:num>
+  <w:num w:numId="4" w16cid:durableId="1357929696">
     <w:abstractNumId w:val="1"/>
+  </w:num>
+  <w:num w:numId="5" w16cid:durableId="155538470">
+    <w:abstractNumId w:val="2"/>
   </w:num>
 </w:numbering>
 </file>
@@ -1529,7 +2371,6 @@
   <w:style w:type="character" w:default="1" w:styleId="a0">
     <w:name w:val="Default Paragraph Font"/>
     <w:uiPriority w:val="1"/>
-    <w:semiHidden/>
     <w:unhideWhenUsed/>
   </w:style>
   <w:style w:type="table" w:default="1" w:styleId="a1">
